--- a/FEDF DOC -2.docx
+++ b/FEDF DOC -2.docx
@@ -16,6 +16,13 @@
           <w:b/>
           <w:bCs/>
         </w:rPr>
+        <w:t>c</w:t>
+      </w:r>
+      <w:r>
+        <w:rPr>
+          <w:b/>
+          <w:bCs/>
+        </w:rPr>
         <w:t> FRONT END DEVELOPMENT FRAMEWORKS AND UI ENGINEERING</w:t>
       </w:r>
       <w:r>
@@ -25,7 +32,6 @@
         </w:rPr>
         <w:t xml:space="preserve"> </w:t>
       </w:r>
-      <w:proofErr w:type="gramStart"/>
       <w:r>
         <w:rPr>
           <w:b/>
@@ -38,15 +44,28 @@
           <w:b/>
           <w:bCs/>
         </w:rPr>
-        <w:t> 25</w:t>
-      </w:r>
-      <w:proofErr w:type="gramEnd"/>
-      <w:r>
-        <w:rPr>
-          <w:b/>
-          <w:bCs/>
-        </w:rPr>
-        <w:t>CS1201E</w:t>
+        <w:t>25</w:t>
+      </w:r>
+      <w:r>
+        <w:rPr>
+          <w:b/>
+          <w:bCs/>
+        </w:rPr>
+        <w:t>S</w:t>
+      </w:r>
+      <w:r>
+        <w:rPr>
+          <w:b/>
+          <w:bCs/>
+        </w:rPr>
+        <w:t>C</w:t>
+      </w:r>
+      <w:r>
+        <w:rPr>
+          <w:b/>
+          <w:bCs/>
+        </w:rPr>
+        <w:t>1201E</w:t>
       </w:r>
       <w:r>
         <w:rPr>
@@ -79,6 +98,16 @@
         </w:rPr>
         <w:t>Term-III</w:t>
       </w:r>
+    </w:p>
+    <w:p>
+      <w:pPr>
+        <w:spacing w:line="360" w:lineRule="auto"/>
+        <w:jc w:val="center"/>
+        <w:rPr>
+          <w:b/>
+          <w:bCs/>
+        </w:rPr>
+      </w:pPr>
     </w:p>
     <w:p>
       <w:pPr>
@@ -466,14 +495,12 @@
         </w:rPr>
         <w:t xml:space="preserve">For administrators, it helps manage the book catalogue by adding, updating, or removing books and maintaining user records. Developed using HTML, CSS, JavaScript, React.js, Node.js, and MySQL or </w:t>
       </w:r>
-      <w:proofErr w:type="spellStart"/>
-      <w:r>
-        <w:rPr>
-          <w:lang w:val="en-IN"/>
-        </w:rPr>
-        <w:t>LocalStorage</w:t>
-      </w:r>
-      <w:proofErr w:type="spellEnd"/>
+      <w:r>
+        <w:rPr>
+          <w:lang w:val="en-IN"/>
+        </w:rPr>
+        <w:t>Local Storage</w:t>
+      </w:r>
       <w:r>
         <w:rPr>
           <w:lang w:val="en-IN"/>
@@ -680,16 +707,14 @@
               </w:rPr>
               <w:t>2520030169(</w:t>
             </w:r>
-            <w:proofErr w:type="spellStart"/>
             <w:r>
               <w:rPr>
                 <w:b/>
                 <w:bCs/>
                 <w:lang w:val="en-IN"/>
               </w:rPr>
-              <w:t>bharat</w:t>
+              <w:t>Bharat</w:t>
             </w:r>
-            <w:proofErr w:type="spellEnd"/>
             <w:r>
               <w:rPr>
                 <w:b/>
@@ -1278,7 +1303,7 @@
           <w:lang w:val="en-IN"/>
         </w:rPr>
         <w:pict w14:anchorId="546F9B5F">
-          <v:rect id="_x0000_i1031" style="width:0;height:1.5pt" o:hralign="center" o:hrstd="t" o:hr="t" fillcolor="#a0a0a0" stroked="f"/>
+          <v:rect id="_x0000_i1025" style="width:0;height:1.5pt" o:hralign="center" o:hrstd="t" o:hr="t" fillcolor="#a0a0a0" stroked="f"/>
         </w:pict>
       </w:r>
     </w:p>
@@ -1426,6 +1451,371 @@
           <w:lang w:val="en-IN"/>
         </w:rPr>
       </w:pPr>
+      <w:r>
+        <w:rPr>
+          <w:lang w:val="en-IN"/>
+        </w:rPr>
+        <w:t>_______________________________________________________________________________________</w:t>
+      </w:r>
+    </w:p>
+    <w:p>
+      <w:pPr>
+        <w:rPr>
+          <w:lang w:val="en-IN"/>
+        </w:rPr>
+      </w:pPr>
+    </w:p>
+    <w:p>
+      <w:pPr>
+        <w:rPr>
+          <w:lang w:val="en-IN"/>
+        </w:rPr>
+      </w:pPr>
+      <w:r>
+        <w:rPr>
+          <w:b/>
+          <w:bCs/>
+          <w:lang w:val="en-IN"/>
+        </w:rPr>
+        <w:t xml:space="preserve">Student </w:t>
+      </w:r>
+      <w:r>
+        <w:rPr>
+          <w:b/>
+          <w:bCs/>
+          <w:lang w:val="en-IN"/>
+        </w:rPr>
+        <w:t>1</w:t>
+      </w:r>
+      <w:r>
+        <w:rPr>
+          <w:b/>
+          <w:bCs/>
+          <w:lang w:val="en-IN"/>
+        </w:rPr>
+        <w:t xml:space="preserve">: </w:t>
+      </w:r>
+      <w:r>
+        <w:rPr>
+          <w:b/>
+          <w:bCs/>
+          <w:lang w:val="en-IN"/>
+        </w:rPr>
+        <w:t>Sriram</w:t>
+      </w:r>
+      <w:r>
+        <w:rPr>
+          <w:lang w:val="en-IN"/>
+        </w:rPr>
+        <w:br/>
+      </w:r>
+      <w:r>
+        <w:rPr>
+          <w:b/>
+          <w:bCs/>
+          <w:lang w:val="en-IN"/>
+        </w:rPr>
+        <w:t>Module:</w:t>
+      </w:r>
+      <w:r>
+        <w:rPr>
+          <w:lang w:val="en-IN"/>
+        </w:rPr>
+        <w:t xml:space="preserve"> User Registration, Login &amp; Profile Management</w:t>
+      </w:r>
+      <w:r>
+        <w:rPr>
+          <w:lang w:val="en-IN"/>
+        </w:rPr>
+        <w:br/>
+      </w:r>
+      <w:r>
+        <w:rPr>
+          <w:b/>
+          <w:bCs/>
+          <w:lang w:val="en-IN"/>
+        </w:rPr>
+        <w:t>Responsibilities:</w:t>
+      </w:r>
+    </w:p>
+    <w:p>
+      <w:pPr>
+        <w:numPr>
+          <w:ilvl w:val="0"/>
+          <w:numId w:val="4"/>
+        </w:numPr>
+        <w:rPr>
+          <w:lang w:val="en-IN"/>
+        </w:rPr>
+      </w:pPr>
+      <w:r>
+        <w:rPr>
+          <w:lang w:val="en-IN"/>
+        </w:rPr>
+        <w:t xml:space="preserve">Design and develop user registration system </w:t>
+      </w:r>
+    </w:p>
+    <w:p>
+      <w:pPr>
+        <w:numPr>
+          <w:ilvl w:val="0"/>
+          <w:numId w:val="4"/>
+        </w:numPr>
+        <w:rPr>
+          <w:lang w:val="en-IN"/>
+        </w:rPr>
+      </w:pPr>
+      <w:r>
+        <w:rPr>
+          <w:lang w:val="en-IN"/>
+        </w:rPr>
+        <w:t xml:space="preserve">Implement secure login and authentication features </w:t>
+      </w:r>
+    </w:p>
+    <w:p>
+      <w:pPr>
+        <w:numPr>
+          <w:ilvl w:val="0"/>
+          <w:numId w:val="4"/>
+        </w:numPr>
+        <w:rPr>
+          <w:lang w:val="en-IN"/>
+        </w:rPr>
+      </w:pPr>
+      <w:r>
+        <w:rPr>
+          <w:lang w:val="en-IN"/>
+        </w:rPr>
+        <w:t xml:space="preserve">Manage user profiles and account information </w:t>
+      </w:r>
+    </w:p>
+    <w:p>
+      <w:pPr>
+        <w:numPr>
+          <w:ilvl w:val="0"/>
+          <w:numId w:val="4"/>
+        </w:numPr>
+        <w:rPr>
+          <w:lang w:val="en-IN"/>
+        </w:rPr>
+      </w:pPr>
+      <w:r>
+        <w:rPr>
+          <w:lang w:val="en-IN"/>
+        </w:rPr>
+        <w:t xml:space="preserve">Maintain borrowing history for each user </w:t>
+      </w:r>
+    </w:p>
+    <w:p>
+      <w:pPr>
+        <w:numPr>
+          <w:ilvl w:val="0"/>
+          <w:numId w:val="4"/>
+        </w:numPr>
+        <w:rPr>
+          <w:lang w:val="en-IN"/>
+        </w:rPr>
+      </w:pPr>
+      <w:r>
+        <w:rPr>
+          <w:lang w:val="en-IN"/>
+        </w:rPr>
+        <w:t xml:space="preserve">Ensure account security and data validation </w:t>
+      </w:r>
+    </w:p>
+    <w:p>
+      <w:pPr>
+        <w:rPr>
+          <w:lang w:val="en-IN"/>
+        </w:rPr>
+      </w:pPr>
+    </w:p>
+    <w:p>
+      <w:pPr>
+        <w:rPr>
+          <w:lang w:val="en-IN"/>
+        </w:rPr>
+      </w:pPr>
+      <w:r>
+        <w:rPr>
+          <w:lang w:val="en-IN"/>
+        </w:rPr>
+        <w:pict w14:anchorId="1D8FDEFC">
+          <v:rect id="_x0000_i1032" style="width:0;height:1.5pt" o:hralign="center" o:hrstd="t" o:hr="t" fillcolor="#a0a0a0" stroked="f"/>
+        </w:pict>
+      </w:r>
+    </w:p>
+    <w:p>
+      <w:pPr>
+        <w:rPr>
+          <w:lang w:val="en-IN"/>
+        </w:rPr>
+      </w:pPr>
+      <w:r>
+        <w:rPr>
+          <w:b/>
+          <w:bCs/>
+          <w:lang w:val="en-IN"/>
+        </w:rPr>
+        <w:t xml:space="preserve">Student </w:t>
+      </w:r>
+      <w:r>
+        <w:rPr>
+          <w:b/>
+          <w:bCs/>
+          <w:lang w:val="en-IN"/>
+        </w:rPr>
+        <w:t>2</w:t>
+      </w:r>
+      <w:r>
+        <w:rPr>
+          <w:b/>
+          <w:bCs/>
+          <w:lang w:val="en-IN"/>
+        </w:rPr>
+        <w:t xml:space="preserve">: </w:t>
+      </w:r>
+      <w:r>
+        <w:rPr>
+          <w:b/>
+          <w:bCs/>
+          <w:lang w:val="en-IN"/>
+        </w:rPr>
+        <w:t>Bharat</w:t>
+      </w:r>
+      <w:r>
+        <w:rPr>
+          <w:lang w:val="en-IN"/>
+        </w:rPr>
+        <w:br/>
+      </w:r>
+      <w:r>
+        <w:rPr>
+          <w:b/>
+          <w:bCs/>
+          <w:lang w:val="en-IN"/>
+        </w:rPr>
+        <w:t>Module:</w:t>
+      </w:r>
+      <w:r>
+        <w:rPr>
+          <w:lang w:val="en-IN"/>
+        </w:rPr>
+        <w:t xml:space="preserve"> Book Search, Availability Check &amp; Reservation System</w:t>
+      </w:r>
+      <w:r>
+        <w:rPr>
+          <w:lang w:val="en-IN"/>
+        </w:rPr>
+        <w:br/>
+      </w:r>
+      <w:r>
+        <w:rPr>
+          <w:b/>
+          <w:bCs/>
+          <w:lang w:val="en-IN"/>
+        </w:rPr>
+        <w:t>Responsibilities:</w:t>
+      </w:r>
+    </w:p>
+    <w:p>
+      <w:pPr>
+        <w:numPr>
+          <w:ilvl w:val="0"/>
+          <w:numId w:val="5"/>
+        </w:numPr>
+        <w:rPr>
+          <w:lang w:val="en-IN"/>
+        </w:rPr>
+      </w:pPr>
+      <w:r>
+        <w:rPr>
+          <w:lang w:val="en-IN"/>
+        </w:rPr>
+        <w:t xml:space="preserve">Develop book search functionality by title, author, and category </w:t>
+      </w:r>
+    </w:p>
+    <w:p>
+      <w:pPr>
+        <w:numPr>
+          <w:ilvl w:val="0"/>
+          <w:numId w:val="5"/>
+        </w:numPr>
+        <w:rPr>
+          <w:lang w:val="en-IN"/>
+        </w:rPr>
+      </w:pPr>
+      <w:r>
+        <w:rPr>
+          <w:lang w:val="en-IN"/>
+        </w:rPr>
+        <w:t xml:space="preserve">Display real-time book availability status </w:t>
+      </w:r>
+    </w:p>
+    <w:p>
+      <w:pPr>
+        <w:numPr>
+          <w:ilvl w:val="0"/>
+          <w:numId w:val="5"/>
+        </w:numPr>
+        <w:rPr>
+          <w:lang w:val="en-IN"/>
+        </w:rPr>
+      </w:pPr>
+      <w:r>
+        <w:rPr>
+          <w:lang w:val="en-IN"/>
+        </w:rPr>
+        <w:t xml:space="preserve">Implement book reservation system for unavailable books </w:t>
+      </w:r>
+    </w:p>
+    <w:p>
+      <w:pPr>
+        <w:numPr>
+          <w:ilvl w:val="0"/>
+          <w:numId w:val="5"/>
+        </w:numPr>
+        <w:rPr>
+          <w:lang w:val="en-IN"/>
+        </w:rPr>
+      </w:pPr>
+      <w:r>
+        <w:rPr>
+          <w:lang w:val="en-IN"/>
+        </w:rPr>
+        <w:t xml:space="preserve">Create filtering and sorting options for easy searching </w:t>
+      </w:r>
+    </w:p>
+    <w:p>
+      <w:pPr>
+        <w:numPr>
+          <w:ilvl w:val="0"/>
+          <w:numId w:val="5"/>
+        </w:numPr>
+        <w:rPr>
+          <w:lang w:val="en-IN"/>
+        </w:rPr>
+      </w:pPr>
+      <w:r>
+        <w:rPr>
+          <w:lang w:val="en-IN"/>
+        </w:rPr>
+        <w:t>Improve user experience for book discovery and access</w:t>
+      </w:r>
+    </w:p>
+    <w:p>
+      <w:pPr>
+        <w:rPr>
+          <w:lang w:val="en-IN"/>
+        </w:rPr>
+      </w:pPr>
+    </w:p>
+    <w:p>
+      <w:pPr>
+        <w:rPr>
+          <w:lang w:val="en-IN"/>
+        </w:rPr>
+      </w:pPr>
     </w:p>
     <w:p>
       <w:pPr>
@@ -1532,6 +1922,7 @@
         <w:rPr>
           <w:lang w:val="en-IN"/>
         </w:rPr>
+        <w:lastRenderedPageBreak/>
         <w:t xml:space="preserve">CSS3 – For designing and styling the user interface </w:t>
       </w:r>
     </w:p>
@@ -1619,14 +2010,12 @@
         </w:rPr>
         <w:t xml:space="preserve">MySQL / </w:t>
       </w:r>
-      <w:proofErr w:type="spellStart"/>
-      <w:r>
-        <w:rPr>
-          <w:lang w:val="en-IN"/>
-        </w:rPr>
-        <w:t>LocalStorage</w:t>
-      </w:r>
-      <w:proofErr w:type="spellEnd"/>
+      <w:r>
+        <w:rPr>
+          <w:lang w:val="en-IN"/>
+        </w:rPr>
+        <w:t>Local Storage</w:t>
+      </w:r>
       <w:r>
         <w:rPr>
           <w:lang w:val="en-IN"/>
@@ -1810,7 +2199,23 @@
           <w:bCs/>
           <w:lang w:val="en-IN"/>
         </w:rPr>
-        <w:t>Pavithra and Sri Lakshmi MAM</w:t>
+        <w:t>Pavithra</w:t>
+      </w:r>
+      <w:r>
+        <w:rPr>
+          <w:b/>
+          <w:bCs/>
+          <w:lang w:val="en-IN"/>
+        </w:rPr>
+        <w:t xml:space="preserve"> MAM</w:t>
+      </w:r>
+      <w:r>
+        <w:rPr>
+          <w:b/>
+          <w:bCs/>
+          <w:lang w:val="en-IN"/>
+        </w:rPr>
+        <w:t xml:space="preserve"> and Sri Lakshmi MAM</w:t>
       </w:r>
       <w:r>
         <w:rPr>
@@ -1929,6 +2334,304 @@
 <file path=word/numbering.xml><?xml version="1.0" encoding="utf-8"?>
 <w:numbering xmlns:wpc="http://schemas.microsoft.com/office/word/2010/wordprocessingCanvas" xmlns:cx="http://schemas.microsoft.com/office/drawing/2014/chartex" xmlns:cx1="http://schemas.microsoft.com/office/drawing/2015/9/8/chartex" xmlns:cx2="http://schemas.microsoft.com/office/drawing/2015/10/21/chartex" xmlns:cx3="http://schemas.microsoft.com/office/drawing/2016/5/9/chartex" xmlns:cx4="http://schemas.microsoft.com/office/drawing/2016/5/10/chartex" xmlns:cx5="http://schemas.microsoft.com/office/drawing/2016/5/11/chartex" xmlns:cx6="http://schemas.microsoft.com/office/drawing/2016/5/12/chartex" xmlns:cx7="http://schemas.microsoft.com/office/drawing/2016/5/13/chartex" xmlns:cx8="http://schemas.microsoft.com/office/drawing/2016/5/14/chartex" xmlns:mc="http://schemas.openxmlformats.org/markup-compatibility/2006" xmlns:aink="http://schemas.microsoft.com/office/drawing/2016/ink" xmlns:am3d="http://schemas.microsoft.com/office/drawing/2017/model3d" xmlns:o="urn:schemas-microsoft-com:office:office" xmlns:oel="http://schemas.microsoft.com/office/2019/extlst" xmlns:r="http://schemas.openxmlformats.org/officeDocument/2006/relationships" xmlns:m="http://schemas.openxmlformats.org/officeDocument/2006/math" xmlns:v="urn:schemas-microsoft-com:vml" xmlns:wp14="http://schemas.microsoft.com/office/word/2010/wordprocessingDrawing" xmlns:wp="http://schemas.openxmlformats.org/drawingml/2006/wordprocessingDrawing" xmlns:w10="urn:schemas-microsoft-com:office:word" xmlns:w="http://schemas.openxmlformats.org/wordprocessingml/2006/main" xmlns:w14="http://schemas.microsoft.com/office/word/2010/wordml" xmlns:w15="http://schemas.microsoft.com/office/word/2012/wordml" xmlns:w16cex="http://schemas.microsoft.com/office/word/2018/wordml/cex" xmlns:w16cid="http://schemas.microsoft.com/office/word/2016/wordml/cid" xmlns:w16="http://schemas.microsoft.com/office/word/2018/wordml" xmlns:w16du="http://schemas.microsoft.com/office/word/2023/wordml/word16du" xmlns:w16sdtdh="http://schemas.microsoft.com/office/word/2020/wordml/sdtdatahash" xmlns:w16sdtfl="http://schemas.microsoft.com/office/word/2024/wordml/sdtformatlock" xmlns:w16se="http://schemas.microsoft.com/office/word/2015/wordml/symex" xmlns:wpg="http://schemas.microsoft.com/office/word/2010/wordprocessingGroup" xmlns:wpi="http://schemas.microsoft.com/office/word/2010/wordprocessingInk" xmlns:wne="http://schemas.microsoft.com/office/word/2006/wordml" xmlns:wps="http://schemas.microsoft.com/office/word/2010/wordprocessingShape" mc:Ignorable="w14 w15 w16se w16cid w16 w16cex w16sdtdh w16sdtfl w16du wp14">
   <w:abstractNum w:abstractNumId="0" w15:restartNumberingAfterBreak="0">
+    <w:nsid w:val="135F517D"/>
+    <w:multiLevelType w:val="multilevel"/>
+    <w:tmpl w:val="CE3C6E7E"/>
+    <w:lvl w:ilvl="0">
+      <w:start w:val="1"/>
+      <w:numFmt w:val="bullet"/>
+      <w:lvlText w:val=""/>
+      <w:lvlJc w:val="left"/>
+      <w:pPr>
+        <w:tabs>
+          <w:tab w:val="num" w:pos="720"/>
+        </w:tabs>
+        <w:ind w:left="720" w:hanging="360"/>
+      </w:pPr>
+      <w:rPr>
+        <w:rFonts w:ascii="Symbol" w:hAnsi="Symbol" w:hint="default"/>
+        <w:sz w:val="20"/>
+      </w:rPr>
+    </w:lvl>
+    <w:lvl w:ilvl="1" w:tentative="1">
+      <w:start w:val="1"/>
+      <w:numFmt w:val="bullet"/>
+      <w:lvlText w:val="o"/>
+      <w:lvlJc w:val="left"/>
+      <w:pPr>
+        <w:tabs>
+          <w:tab w:val="num" w:pos="1440"/>
+        </w:tabs>
+        <w:ind w:left="1440" w:hanging="360"/>
+      </w:pPr>
+      <w:rPr>
+        <w:rFonts w:ascii="Courier New" w:hAnsi="Courier New" w:hint="default"/>
+        <w:sz w:val="20"/>
+      </w:rPr>
+    </w:lvl>
+    <w:lvl w:ilvl="2" w:tentative="1">
+      <w:start w:val="1"/>
+      <w:numFmt w:val="bullet"/>
+      <w:lvlText w:val=""/>
+      <w:lvlJc w:val="left"/>
+      <w:pPr>
+        <w:tabs>
+          <w:tab w:val="num" w:pos="2160"/>
+        </w:tabs>
+        <w:ind w:left="2160" w:hanging="360"/>
+      </w:pPr>
+      <w:rPr>
+        <w:rFonts w:ascii="Wingdings" w:hAnsi="Wingdings" w:hint="default"/>
+        <w:sz w:val="20"/>
+      </w:rPr>
+    </w:lvl>
+    <w:lvl w:ilvl="3" w:tentative="1">
+      <w:start w:val="1"/>
+      <w:numFmt w:val="bullet"/>
+      <w:lvlText w:val=""/>
+      <w:lvlJc w:val="left"/>
+      <w:pPr>
+        <w:tabs>
+          <w:tab w:val="num" w:pos="2880"/>
+        </w:tabs>
+        <w:ind w:left="2880" w:hanging="360"/>
+      </w:pPr>
+      <w:rPr>
+        <w:rFonts w:ascii="Wingdings" w:hAnsi="Wingdings" w:hint="default"/>
+        <w:sz w:val="20"/>
+      </w:rPr>
+    </w:lvl>
+    <w:lvl w:ilvl="4" w:tentative="1">
+      <w:start w:val="1"/>
+      <w:numFmt w:val="bullet"/>
+      <w:lvlText w:val=""/>
+      <w:lvlJc w:val="left"/>
+      <w:pPr>
+        <w:tabs>
+          <w:tab w:val="num" w:pos="3600"/>
+        </w:tabs>
+        <w:ind w:left="3600" w:hanging="360"/>
+      </w:pPr>
+      <w:rPr>
+        <w:rFonts w:ascii="Wingdings" w:hAnsi="Wingdings" w:hint="default"/>
+        <w:sz w:val="20"/>
+      </w:rPr>
+    </w:lvl>
+    <w:lvl w:ilvl="5" w:tentative="1">
+      <w:start w:val="1"/>
+      <w:numFmt w:val="bullet"/>
+      <w:lvlText w:val=""/>
+      <w:lvlJc w:val="left"/>
+      <w:pPr>
+        <w:tabs>
+          <w:tab w:val="num" w:pos="4320"/>
+        </w:tabs>
+        <w:ind w:left="4320" w:hanging="360"/>
+      </w:pPr>
+      <w:rPr>
+        <w:rFonts w:ascii="Wingdings" w:hAnsi="Wingdings" w:hint="default"/>
+        <w:sz w:val="20"/>
+      </w:rPr>
+    </w:lvl>
+    <w:lvl w:ilvl="6" w:tentative="1">
+      <w:start w:val="1"/>
+      <w:numFmt w:val="bullet"/>
+      <w:lvlText w:val=""/>
+      <w:lvlJc w:val="left"/>
+      <w:pPr>
+        <w:tabs>
+          <w:tab w:val="num" w:pos="5040"/>
+        </w:tabs>
+        <w:ind w:left="5040" w:hanging="360"/>
+      </w:pPr>
+      <w:rPr>
+        <w:rFonts w:ascii="Wingdings" w:hAnsi="Wingdings" w:hint="default"/>
+        <w:sz w:val="20"/>
+      </w:rPr>
+    </w:lvl>
+    <w:lvl w:ilvl="7" w:tentative="1">
+      <w:start w:val="1"/>
+      <w:numFmt w:val="bullet"/>
+      <w:lvlText w:val=""/>
+      <w:lvlJc w:val="left"/>
+      <w:pPr>
+        <w:tabs>
+          <w:tab w:val="num" w:pos="5760"/>
+        </w:tabs>
+        <w:ind w:left="5760" w:hanging="360"/>
+      </w:pPr>
+      <w:rPr>
+        <w:rFonts w:ascii="Wingdings" w:hAnsi="Wingdings" w:hint="default"/>
+        <w:sz w:val="20"/>
+      </w:rPr>
+    </w:lvl>
+    <w:lvl w:ilvl="8" w:tentative="1">
+      <w:start w:val="1"/>
+      <w:numFmt w:val="bullet"/>
+      <w:lvlText w:val=""/>
+      <w:lvlJc w:val="left"/>
+      <w:pPr>
+        <w:tabs>
+          <w:tab w:val="num" w:pos="6480"/>
+        </w:tabs>
+        <w:ind w:left="6480" w:hanging="360"/>
+      </w:pPr>
+      <w:rPr>
+        <w:rFonts w:ascii="Wingdings" w:hAnsi="Wingdings" w:hint="default"/>
+        <w:sz w:val="20"/>
+      </w:rPr>
+    </w:lvl>
+  </w:abstractNum>
+  <w:abstractNum w:abstractNumId="1" w15:restartNumberingAfterBreak="0">
+    <w:nsid w:val="1C4549A0"/>
+    <w:multiLevelType w:val="multilevel"/>
+    <w:tmpl w:val="761A1FBE"/>
+    <w:lvl w:ilvl="0">
+      <w:start w:val="1"/>
+      <w:numFmt w:val="bullet"/>
+      <w:lvlText w:val=""/>
+      <w:lvlJc w:val="left"/>
+      <w:pPr>
+        <w:tabs>
+          <w:tab w:val="num" w:pos="720"/>
+        </w:tabs>
+        <w:ind w:left="720" w:hanging="360"/>
+      </w:pPr>
+      <w:rPr>
+        <w:rFonts w:ascii="Symbol" w:hAnsi="Symbol" w:hint="default"/>
+        <w:sz w:val="20"/>
+      </w:rPr>
+    </w:lvl>
+    <w:lvl w:ilvl="1" w:tentative="1">
+      <w:start w:val="1"/>
+      <w:numFmt w:val="bullet"/>
+      <w:lvlText w:val="o"/>
+      <w:lvlJc w:val="left"/>
+      <w:pPr>
+        <w:tabs>
+          <w:tab w:val="num" w:pos="1440"/>
+        </w:tabs>
+        <w:ind w:left="1440" w:hanging="360"/>
+      </w:pPr>
+      <w:rPr>
+        <w:rFonts w:ascii="Courier New" w:hAnsi="Courier New" w:hint="default"/>
+        <w:sz w:val="20"/>
+      </w:rPr>
+    </w:lvl>
+    <w:lvl w:ilvl="2" w:tentative="1">
+      <w:start w:val="1"/>
+      <w:numFmt w:val="bullet"/>
+      <w:lvlText w:val=""/>
+      <w:lvlJc w:val="left"/>
+      <w:pPr>
+        <w:tabs>
+          <w:tab w:val="num" w:pos="2160"/>
+        </w:tabs>
+        <w:ind w:left="2160" w:hanging="360"/>
+      </w:pPr>
+      <w:rPr>
+        <w:rFonts w:ascii="Wingdings" w:hAnsi="Wingdings" w:hint="default"/>
+        <w:sz w:val="20"/>
+      </w:rPr>
+    </w:lvl>
+    <w:lvl w:ilvl="3" w:tentative="1">
+      <w:start w:val="1"/>
+      <w:numFmt w:val="bullet"/>
+      <w:lvlText w:val=""/>
+      <w:lvlJc w:val="left"/>
+      <w:pPr>
+        <w:tabs>
+          <w:tab w:val="num" w:pos="2880"/>
+        </w:tabs>
+        <w:ind w:left="2880" w:hanging="360"/>
+      </w:pPr>
+      <w:rPr>
+        <w:rFonts w:ascii="Wingdings" w:hAnsi="Wingdings" w:hint="default"/>
+        <w:sz w:val="20"/>
+      </w:rPr>
+    </w:lvl>
+    <w:lvl w:ilvl="4" w:tentative="1">
+      <w:start w:val="1"/>
+      <w:numFmt w:val="bullet"/>
+      <w:lvlText w:val=""/>
+      <w:lvlJc w:val="left"/>
+      <w:pPr>
+        <w:tabs>
+          <w:tab w:val="num" w:pos="3600"/>
+        </w:tabs>
+        <w:ind w:left="3600" w:hanging="360"/>
+      </w:pPr>
+      <w:rPr>
+        <w:rFonts w:ascii="Wingdings" w:hAnsi="Wingdings" w:hint="default"/>
+        <w:sz w:val="20"/>
+      </w:rPr>
+    </w:lvl>
+    <w:lvl w:ilvl="5" w:tentative="1">
+      <w:start w:val="1"/>
+      <w:numFmt w:val="bullet"/>
+      <w:lvlText w:val=""/>
+      <w:lvlJc w:val="left"/>
+      <w:pPr>
+        <w:tabs>
+          <w:tab w:val="num" w:pos="4320"/>
+        </w:tabs>
+        <w:ind w:left="4320" w:hanging="360"/>
+      </w:pPr>
+      <w:rPr>
+        <w:rFonts w:ascii="Wingdings" w:hAnsi="Wingdings" w:hint="default"/>
+        <w:sz w:val="20"/>
+      </w:rPr>
+    </w:lvl>
+    <w:lvl w:ilvl="6" w:tentative="1">
+      <w:start w:val="1"/>
+      <w:numFmt w:val="bullet"/>
+      <w:lvlText w:val=""/>
+      <w:lvlJc w:val="left"/>
+      <w:pPr>
+        <w:tabs>
+          <w:tab w:val="num" w:pos="5040"/>
+        </w:tabs>
+        <w:ind w:left="5040" w:hanging="360"/>
+      </w:pPr>
+      <w:rPr>
+        <w:rFonts w:ascii="Wingdings" w:hAnsi="Wingdings" w:hint="default"/>
+        <w:sz w:val="20"/>
+      </w:rPr>
+    </w:lvl>
+    <w:lvl w:ilvl="7" w:tentative="1">
+      <w:start w:val="1"/>
+      <w:numFmt w:val="bullet"/>
+      <w:lvlText w:val=""/>
+      <w:lvlJc w:val="left"/>
+      <w:pPr>
+        <w:tabs>
+          <w:tab w:val="num" w:pos="5760"/>
+        </w:tabs>
+        <w:ind w:left="5760" w:hanging="360"/>
+      </w:pPr>
+      <w:rPr>
+        <w:rFonts w:ascii="Wingdings" w:hAnsi="Wingdings" w:hint="default"/>
+        <w:sz w:val="20"/>
+      </w:rPr>
+    </w:lvl>
+    <w:lvl w:ilvl="8" w:tentative="1">
+      <w:start w:val="1"/>
+      <w:numFmt w:val="bullet"/>
+      <w:lvlText w:val=""/>
+      <w:lvlJc w:val="left"/>
+      <w:pPr>
+        <w:tabs>
+          <w:tab w:val="num" w:pos="6480"/>
+        </w:tabs>
+        <w:ind w:left="6480" w:hanging="360"/>
+      </w:pPr>
+      <w:rPr>
+        <w:rFonts w:ascii="Wingdings" w:hAnsi="Wingdings" w:hint="default"/>
+        <w:sz w:val="20"/>
+      </w:rPr>
+    </w:lvl>
+  </w:abstractNum>
+  <w:abstractNum w:abstractNumId="2" w15:restartNumberingAfterBreak="0">
     <w:nsid w:val="227E7832"/>
     <w:multiLevelType w:val="multilevel"/>
     <w:tmpl w:val="DD42BCF6"/>
@@ -2077,7 +2780,7 @@
       </w:rPr>
     </w:lvl>
   </w:abstractNum>
-  <w:abstractNum w:abstractNumId="1" w15:restartNumberingAfterBreak="0">
+  <w:abstractNum w:abstractNumId="3" w15:restartNumberingAfterBreak="0">
     <w:nsid w:val="2DDB6AC7"/>
     <w:multiLevelType w:val="multilevel"/>
     <w:tmpl w:val="4DFC406A"/>
@@ -2226,7 +2929,7 @@
       </w:rPr>
     </w:lvl>
   </w:abstractNum>
-  <w:abstractNum w:abstractNumId="2" w15:restartNumberingAfterBreak="0">
+  <w:abstractNum w:abstractNumId="4" w15:restartNumberingAfterBreak="0">
     <w:nsid w:val="59222773"/>
     <w:multiLevelType w:val="multilevel"/>
     <w:tmpl w:val="2E7A7C70"/>
@@ -2376,12 +3079,18 @@
     </w:lvl>
   </w:abstractNum>
   <w:num w:numId="1" w16cid:durableId="693773281">
+    <w:abstractNumId w:val="4"/>
+  </w:num>
+  <w:num w:numId="2" w16cid:durableId="1199664638">
+    <w:abstractNumId w:val="3"/>
+  </w:num>
+  <w:num w:numId="3" w16cid:durableId="1842116071">
     <w:abstractNumId w:val="2"/>
   </w:num>
-  <w:num w:numId="2" w16cid:durableId="1199664638">
+  <w:num w:numId="4" w16cid:durableId="464085132">
     <w:abstractNumId w:val="1"/>
   </w:num>
-  <w:num w:numId="3" w16cid:durableId="1842116071">
+  <w:num w:numId="5" w16cid:durableId="656764463">
     <w:abstractNumId w:val="0"/>
   </w:num>
 </w:numbering>
